--- a/작업일지/Week_7(250331-250416).docx
+++ b/작업일지/Week_7(250331-250416).docx
@@ -134,17 +134,8 @@
                 <w:sz w:val="18"/>
                 <w:szCs w:val="18"/>
               </w:rPr>
-              <w:t xml:space="preserve">2020182035 </w:t>
+              <w:t>2020182035 장하영</w:t>
             </w:r>
-            <w:proofErr w:type="spellStart"/>
-            <w:r>
-              <w:rPr>
-                <w:sz w:val="18"/>
-                <w:szCs w:val="18"/>
-              </w:rPr>
-              <w:t>장하영</w:t>
-            </w:r>
-            <w:proofErr w:type="spellEnd"/>
           </w:p>
         </w:tc>
         <w:tc>
@@ -161,7 +152,6 @@
                 <w:szCs w:val="22"/>
               </w:rPr>
             </w:pPr>
-            <w:proofErr w:type="spellStart"/>
             <w:r>
               <w:rPr>
                 <w:b/>
@@ -170,7 +160,6 @@
               </w:rPr>
               <w:t>팀명</w:t>
             </w:r>
-            <w:proofErr w:type="spellEnd"/>
           </w:p>
         </w:tc>
         <w:tc>
@@ -412,23 +401,7 @@
                 <w:rFonts w:hint="eastAsia"/>
                 <w:color w:val="000000"/>
               </w:rPr>
-              <w:t xml:space="preserve">내부 구조 개선, 캐릭터 입 렌더링, </w:t>
-            </w:r>
-            <w:proofErr w:type="spellStart"/>
-            <w:r>
-              <w:rPr>
-                <w:rFonts w:hint="eastAsia"/>
-                <w:color w:val="000000"/>
-              </w:rPr>
-              <w:t>인게임</w:t>
-            </w:r>
-            <w:proofErr w:type="spellEnd"/>
-            <w:r>
-              <w:rPr>
-                <w:rFonts w:hint="eastAsia"/>
-                <w:color w:val="000000"/>
-              </w:rPr>
-              <w:t xml:space="preserve"> </w:t>
+              <w:t xml:space="preserve">내부 구조 개선, 캐릭터 입 렌더링, 인게임 </w:t>
             </w:r>
             <w:r>
               <w:rPr>
@@ -474,23 +447,7 @@
                 <w:rFonts w:hint="eastAsia"/>
                 <w:color w:val="000000"/>
               </w:rPr>
-              <w:t xml:space="preserve">서버에서 </w:t>
-            </w:r>
-            <w:proofErr w:type="spellStart"/>
-            <w:r>
-              <w:rPr>
-                <w:rFonts w:hint="eastAsia"/>
-                <w:color w:val="000000"/>
-              </w:rPr>
-              <w:t>점령전</w:t>
-            </w:r>
-            <w:proofErr w:type="spellEnd"/>
-            <w:r>
-              <w:rPr>
-                <w:rFonts w:hint="eastAsia"/>
-                <w:color w:val="000000"/>
-              </w:rPr>
-              <w:t xml:space="preserve"> 시스템 구현</w:t>
+              <w:t>서버에서 점령전 시스템 구현</w:t>
             </w:r>
             <w:r>
               <w:rPr>
@@ -519,42 +476,18 @@
                 <w:color w:val="000000"/>
               </w:rPr>
             </w:pPr>
-            <w:proofErr w:type="spellStart"/>
             <w:r>
               <w:rPr>
                 <w:color w:val="000000"/>
               </w:rPr>
-              <w:t>장하영</w:t>
-            </w:r>
-            <w:proofErr w:type="spellEnd"/>
-            <w:r>
-              <w:rPr>
-                <w:color w:val="000000"/>
-              </w:rPr>
-              <w:t xml:space="preserve">: </w:t>
+              <w:t xml:space="preserve">장하영: </w:t>
             </w:r>
             <w:r>
               <w:rPr>
                 <w:rFonts w:hint="eastAsia"/>
                 <w:color w:val="000000"/>
               </w:rPr>
-              <w:t xml:space="preserve">서버에서 </w:t>
-            </w:r>
-            <w:proofErr w:type="spellStart"/>
-            <w:r>
-              <w:rPr>
-                <w:rFonts w:hint="eastAsia"/>
-                <w:color w:val="000000"/>
-              </w:rPr>
-              <w:t>점령전</w:t>
-            </w:r>
-            <w:proofErr w:type="spellEnd"/>
-            <w:r>
-              <w:rPr>
-                <w:rFonts w:hint="eastAsia"/>
-                <w:color w:val="000000"/>
-              </w:rPr>
-              <w:t xml:space="preserve"> 시스템 구현</w:t>
+              <w:t>서버에서 점령전 시스템 구현</w:t>
             </w:r>
           </w:p>
         </w:tc>
@@ -882,23 +815,7 @@
           <w:bCs/>
           <w:color w:val="000000"/>
         </w:rPr>
-        <w:t>”</w:t>
-      </w:r>
-      <w:proofErr w:type="spellStart"/>
-      <w:r>
-        <w:rPr>
-          <w:bCs/>
-          <w:color w:val="000000"/>
-        </w:rPr>
-        <w:t>wgpu</w:t>
-      </w:r>
-      <w:proofErr w:type="spellEnd"/>
-      <w:r>
-        <w:rPr>
-          <w:bCs/>
-          <w:color w:val="000000"/>
-        </w:rPr>
-        <w:t xml:space="preserve">-core” </w:t>
+        <w:t xml:space="preserve">”wgpu-core” </w:t>
       </w:r>
       <w:r>
         <w:rPr>
@@ -974,98 +891,30 @@
           <w:bCs/>
           <w:color w:val="000000"/>
         </w:rPr>
-        <w:t>“</w:t>
-      </w:r>
-      <w:proofErr w:type="spellStart"/>
-      <w:r>
-        <w:rPr>
-          <w:bCs/>
-          <w:color w:val="000000"/>
-        </w:rPr>
-        <w:t>wgpu</w:t>
-      </w:r>
-      <w:proofErr w:type="spellEnd"/>
-      <w:r>
-        <w:rPr>
-          <w:bCs/>
-          <w:color w:val="000000"/>
-        </w:rPr>
-        <w:t>::Queue”</w:t>
-      </w:r>
-      <w:proofErr w:type="spellStart"/>
-      <w:r>
-        <w:rPr>
-          <w:rFonts w:hint="eastAsia"/>
-          <w:bCs/>
-          <w:color w:val="000000"/>
-        </w:rPr>
-        <w:t>를</w:t>
-      </w:r>
-      <w:proofErr w:type="spellEnd"/>
-      <w:r>
-        <w:rPr>
-          <w:rFonts w:hint="eastAsia"/>
-          <w:bCs/>
-          <w:color w:val="000000"/>
-        </w:rPr>
-        <w:t xml:space="preserve"> 이용하여 </w:t>
-      </w:r>
-      <w:r>
-        <w:rPr>
-          <w:bCs/>
-          <w:color w:val="000000"/>
-        </w:rPr>
-        <w:t>“</w:t>
-      </w:r>
-      <w:proofErr w:type="spellStart"/>
-      <w:r>
-        <w:rPr>
-          <w:bCs/>
-          <w:color w:val="000000"/>
-        </w:rPr>
-        <w:t>wgpu</w:t>
-      </w:r>
-      <w:proofErr w:type="spellEnd"/>
-      <w:r>
-        <w:rPr>
-          <w:bCs/>
-          <w:color w:val="000000"/>
-        </w:rPr>
-        <w:t>::</w:t>
-      </w:r>
-      <w:proofErr w:type="spellStart"/>
-      <w:r>
-        <w:rPr>
-          <w:bCs/>
-          <w:color w:val="000000"/>
-        </w:rPr>
-        <w:t>CommandBuffer</w:t>
-      </w:r>
-      <w:proofErr w:type="spellEnd"/>
-      <w:r>
-        <w:rPr>
-          <w:bCs/>
-          <w:color w:val="000000"/>
-        </w:rPr>
-        <w:t>”</w:t>
-      </w:r>
-      <w:proofErr w:type="spellStart"/>
-      <w:r>
-        <w:rPr>
-          <w:rFonts w:hint="eastAsia"/>
-          <w:bCs/>
-          <w:color w:val="000000"/>
-        </w:rPr>
-        <w:t>를</w:t>
-      </w:r>
-      <w:proofErr w:type="spellEnd"/>
-      <w:r>
-        <w:rPr>
-          <w:rFonts w:hint="eastAsia"/>
-          <w:bCs/>
-          <w:color w:val="000000"/>
-        </w:rPr>
-        <w:t xml:space="preserve"> 제출할 때 시스템의 그래픽 처리량이 높은 경우 </w:t>
+        <w:t>“wgpu::Queue”</w:t>
+      </w:r>
+      <w:r>
+        <w:rPr>
+          <w:rFonts w:hint="eastAsia"/>
+          <w:bCs/>
+          <w:color w:val="000000"/>
+        </w:rPr>
+        <w:t xml:space="preserve">를 이용하여 </w:t>
+      </w:r>
+      <w:r>
+        <w:rPr>
+          <w:bCs/>
+          <w:color w:val="000000"/>
+        </w:rPr>
+        <w:t>“wgpu::CommandBuffer”</w:t>
+      </w:r>
+      <w:r>
+        <w:rPr>
+          <w:rFonts w:hint="eastAsia"/>
+          <w:bCs/>
+          <w:color w:val="000000"/>
+        </w:rPr>
+        <w:t xml:space="preserve">를 제출할 때 시스템의 그래픽 처리량이 높은 경우 </w:t>
       </w:r>
       <w:r>
         <w:rPr>
@@ -1107,56 +956,15 @@
         </w:rPr>
         <w:t>[</w:t>
       </w:r>
-      <w:proofErr w:type="spellStart"/>
-      <w:r>
-        <w:rPr>
-          <w:bCs/>
-          <w:color w:val="000000"/>
-        </w:rPr>
-        <w:fldChar w:fldCharType="begin"/>
-      </w:r>
-      <w:r>
-        <w:rPr>
-          <w:bCs/>
-          <w:color w:val="000000"/>
-        </w:rPr>
-        <w:instrText>HYPERLINK "https://github.com/gfx-rs/wgpu/issues/5572"</w:instrText>
-      </w:r>
-      <w:r>
-        <w:rPr>
-          <w:bCs/>
-          <w:color w:val="000000"/>
-        </w:rPr>
-      </w:r>
-      <w:r>
-        <w:rPr>
-          <w:bCs/>
-          <w:color w:val="000000"/>
-        </w:rPr>
-        <w:fldChar w:fldCharType="separate"/>
-      </w:r>
-      <w:r>
-        <w:rPr>
-          <w:rStyle w:val="a9"/>
-          <w:bCs/>
-        </w:rPr>
-        <w:t>wgpu</w:t>
-      </w:r>
-      <w:proofErr w:type="spellEnd"/>
-      <w:r>
-        <w:rPr>
-          <w:rStyle w:val="a9"/>
-          <w:bCs/>
-        </w:rPr>
-        <w:t xml:space="preserve"> issue #5572 – wgpu-core contains deadlocks</w:t>
-      </w:r>
-      <w:r>
-        <w:rPr>
-          <w:bCs/>
-          <w:color w:val="000000"/>
-        </w:rPr>
-        <w:fldChar w:fldCharType="end"/>
-      </w:r>
+      <w:hyperlink r:id="rId7" w:history="1">
+        <w:r>
+          <w:rPr>
+            <w:rStyle w:val="a9"/>
+            <w:bCs/>
+          </w:rPr>
+          <w:t>wgpu issue #5572 – wgpu-core contains deadlocks</w:t>
+        </w:r>
+      </w:hyperlink>
       <w:r>
         <w:rPr>
           <w:bCs/>
@@ -1186,17 +994,69 @@
           <w:color w:val="000000"/>
         </w:rPr>
       </w:pPr>
-      <w:proofErr w:type="spellStart"/>
-      <w:r>
-        <w:rPr>
-          <w:bCs/>
-          <w:color w:val="000000"/>
-        </w:rPr>
-        <w:t>wgpu</w:t>
-      </w:r>
-      <w:proofErr w:type="spellEnd"/>
-      <w:r>
-        <w:rPr>
+      <w:r>
+        <w:rPr>
+          <w:bCs/>
+          <w:color w:val="000000"/>
+        </w:rPr>
+        <w:t xml:space="preserve">wgpu </w:t>
+      </w:r>
+      <w:r>
+        <w:rPr>
+          <w:rFonts w:hint="eastAsia"/>
+          <w:bCs/>
+          <w:color w:val="000000"/>
+        </w:rPr>
+        <w:t xml:space="preserve">라이브러리는 </w:t>
+      </w:r>
+      <w:r>
+        <w:rPr>
+          <w:bCs/>
+          <w:color w:val="000000"/>
+        </w:rPr>
+        <w:t>C</w:t>
+      </w:r>
+      <w:r>
+        <w:rPr>
+          <w:rFonts w:hint="eastAsia"/>
+          <w:bCs/>
+          <w:color w:val="000000"/>
+        </w:rPr>
+        <w:t xml:space="preserve">또는 </w:t>
+      </w:r>
+      <w:r>
+        <w:rPr>
+          <w:bCs/>
+          <w:color w:val="000000"/>
+        </w:rPr>
+        <w:t>C++</w:t>
+      </w:r>
+      <w:r>
+        <w:rPr>
+          <w:rFonts w:hint="eastAsia"/>
+          <w:bCs/>
+          <w:color w:val="000000"/>
+        </w:rPr>
+        <w:t xml:space="preserve">과 같은 언어로 작성된 그래픽스 </w:t>
+      </w:r>
+      <w:r>
+        <w:rPr>
+          <w:bCs/>
+          <w:color w:val="000000"/>
+        </w:rPr>
+        <w:t>API</w:t>
+      </w:r>
+      <w:r>
+        <w:rPr>
+          <w:rFonts w:hint="eastAsia"/>
+          <w:bCs/>
+          <w:color w:val="000000"/>
+        </w:rPr>
+        <w:t>의</w:t>
+      </w:r>
+      <w:r>
+        <w:rPr>
+          <w:rFonts w:hint="eastAsia"/>
           <w:bCs/>
           <w:color w:val="000000"/>
         </w:rPr>
@@ -1208,52 +1068,7 @@
           <w:bCs/>
           <w:color w:val="000000"/>
         </w:rPr>
-        <w:t xml:space="preserve">라이브러리는 </w:t>
-      </w:r>
-      <w:r>
-        <w:rPr>
-          <w:bCs/>
-          <w:color w:val="000000"/>
-        </w:rPr>
-        <w:t>C</w:t>
-      </w:r>
-      <w:r>
-        <w:rPr>
-          <w:rFonts w:hint="eastAsia"/>
-          <w:bCs/>
-          <w:color w:val="000000"/>
-        </w:rPr>
-        <w:t xml:space="preserve">또는 </w:t>
-      </w:r>
-      <w:r>
-        <w:rPr>
-          <w:bCs/>
-          <w:color w:val="000000"/>
-        </w:rPr>
-        <w:t>C++</w:t>
-      </w:r>
-      <w:r>
-        <w:rPr>
-          <w:rFonts w:hint="eastAsia"/>
-          <w:bCs/>
-          <w:color w:val="000000"/>
-        </w:rPr>
-        <w:t xml:space="preserve">과 같은 언어로 작성된 그래픽스 </w:t>
-      </w:r>
-      <w:r>
-        <w:rPr>
-          <w:bCs/>
-          <w:color w:val="000000"/>
-        </w:rPr>
-        <w:t>API</w:t>
-      </w:r>
-      <w:r>
-        <w:rPr>
-          <w:rFonts w:hint="eastAsia"/>
-          <w:bCs/>
-          <w:color w:val="000000"/>
-        </w:rPr>
-        <w:t>의</w:t>
+        <w:t>추상화 계층인</w:t>
       </w:r>
       <w:r>
         <w:rPr>
@@ -1265,29 +1080,11 @@
       </w:r>
       <w:r>
         <w:rPr>
-          <w:rFonts w:hint="eastAsia"/>
-          <w:bCs/>
-          <w:color w:val="000000"/>
-        </w:rPr>
-        <w:t>추상화 계층인</w:t>
-      </w:r>
-      <w:r>
-        <w:rPr>
-          <w:rFonts w:hint="eastAsia"/>
-          <w:bCs/>
-          <w:color w:val="000000"/>
-        </w:rPr>
-        <w:t xml:space="preserve"> </w:t>
-      </w:r>
-      <w:proofErr w:type="spellStart"/>
-      <w:r>
-        <w:rPr>
           <w:bCs/>
           <w:color w:val="000000"/>
         </w:rPr>
         <w:t>WebGPU</w:t>
       </w:r>
-      <w:proofErr w:type="spellEnd"/>
       <w:r>
         <w:rPr>
           <w:rFonts w:hint="eastAsia"/>
@@ -1317,25 +1114,7 @@
           <w:bCs/>
           <w:color w:val="000000"/>
         </w:rPr>
-        <w:t xml:space="preserve">이며, 이를 처리하는 과정에서 메모리 누수 또는 </w:t>
-      </w:r>
-      <w:proofErr w:type="spellStart"/>
-      <w:r>
-        <w:rPr>
-          <w:rFonts w:hint="eastAsia"/>
-          <w:bCs/>
-          <w:color w:val="000000"/>
-        </w:rPr>
-        <w:t>데드락</w:t>
-      </w:r>
-      <w:proofErr w:type="spellEnd"/>
-      <w:r>
-        <w:rPr>
-          <w:rFonts w:hint="eastAsia"/>
-          <w:bCs/>
-          <w:color w:val="000000"/>
-        </w:rPr>
-        <w:t xml:space="preserve"> 문제가 발생할 수 있다.</w:t>
+        <w:t>이며, 이를 처리하는 과정에서 메모리 누수 또는 데드락 문제가 발생할 수 있다.</w:t>
       </w:r>
     </w:p>
     <w:p>
@@ -1372,196 +1151,60 @@
           <w:bCs/>
           <w:color w:val="000000"/>
         </w:rPr>
-        <w:t>“</w:t>
-      </w:r>
-      <w:proofErr w:type="spellStart"/>
-      <w:r>
-        <w:rPr>
-          <w:bCs/>
-          <w:color w:val="000000"/>
-        </w:rPr>
-        <w:t>wgpu</w:t>
-      </w:r>
-      <w:proofErr w:type="spellEnd"/>
-      <w:r>
-        <w:rPr>
-          <w:bCs/>
-          <w:color w:val="000000"/>
-        </w:rPr>
-        <w:t>::Queue”</w:t>
-      </w:r>
-      <w:proofErr w:type="spellStart"/>
-      <w:r>
-        <w:rPr>
-          <w:rFonts w:hint="eastAsia"/>
-          <w:bCs/>
-          <w:color w:val="000000"/>
-        </w:rPr>
-        <w:t>를</w:t>
-      </w:r>
-      <w:proofErr w:type="spellEnd"/>
-      <w:r>
-        <w:rPr>
-          <w:rFonts w:hint="eastAsia"/>
-          <w:bCs/>
-          <w:color w:val="000000"/>
-        </w:rPr>
-        <w:t xml:space="preserve"> 직접 사용하는 것이 아닌</w:t>
-      </w:r>
-      <w:r>
-        <w:rPr>
-          <w:bCs/>
-          <w:color w:val="000000"/>
-        </w:rPr>
-        <w:t xml:space="preserve"> “</w:t>
-      </w:r>
-      <w:proofErr w:type="spellStart"/>
-      <w:r>
-        <w:rPr>
-          <w:bCs/>
-          <w:color w:val="000000"/>
-        </w:rPr>
-        <w:t>wgpu</w:t>
-      </w:r>
-      <w:proofErr w:type="spellEnd"/>
-      <w:r>
-        <w:rPr>
-          <w:bCs/>
-          <w:color w:val="000000"/>
-        </w:rPr>
-        <w:t>::</w:t>
-      </w:r>
-      <w:proofErr w:type="spellStart"/>
-      <w:r>
-        <w:rPr>
-          <w:bCs/>
-          <w:color w:val="000000"/>
-        </w:rPr>
-        <w:t>CommandEncoder</w:t>
-      </w:r>
-      <w:proofErr w:type="spellEnd"/>
-      <w:r>
-        <w:rPr>
-          <w:bCs/>
-          <w:color w:val="000000"/>
-        </w:rPr>
-        <w:t>”</w:t>
-      </w:r>
-      <w:proofErr w:type="spellStart"/>
-      <w:r>
-        <w:rPr>
-          <w:rFonts w:hint="eastAsia"/>
-          <w:bCs/>
-          <w:color w:val="000000"/>
-        </w:rPr>
-        <w:t>를</w:t>
-      </w:r>
-      <w:proofErr w:type="spellEnd"/>
-      <w:r>
-        <w:rPr>
-          <w:rFonts w:hint="eastAsia"/>
-          <w:bCs/>
-          <w:color w:val="000000"/>
-        </w:rPr>
-        <w:t xml:space="preserve"> 사용하여 </w:t>
-      </w:r>
-      <w:r>
-        <w:rPr>
-          <w:bCs/>
-          <w:color w:val="000000"/>
-        </w:rPr>
-        <w:t>“</w:t>
-      </w:r>
-      <w:proofErr w:type="spellStart"/>
-      <w:r>
-        <w:rPr>
-          <w:bCs/>
-          <w:color w:val="000000"/>
-        </w:rPr>
-        <w:t>wgpu</w:t>
-      </w:r>
-      <w:proofErr w:type="spellEnd"/>
-      <w:r>
-        <w:rPr>
-          <w:bCs/>
-          <w:color w:val="000000"/>
-        </w:rPr>
-        <w:t>::</w:t>
-      </w:r>
-      <w:proofErr w:type="spellStart"/>
-      <w:r>
-        <w:rPr>
-          <w:bCs/>
-          <w:color w:val="000000"/>
-        </w:rPr>
-        <w:t>CommandBuffer</w:t>
-      </w:r>
-      <w:proofErr w:type="spellEnd"/>
-      <w:r>
-        <w:rPr>
-          <w:bCs/>
-          <w:color w:val="000000"/>
-        </w:rPr>
-        <w:t>”</w:t>
-      </w:r>
-      <w:proofErr w:type="spellStart"/>
-      <w:r>
-        <w:rPr>
-          <w:rFonts w:hint="eastAsia"/>
-          <w:bCs/>
-          <w:color w:val="000000"/>
-        </w:rPr>
-        <w:t>를</w:t>
-      </w:r>
-      <w:proofErr w:type="spellEnd"/>
-      <w:r>
-        <w:rPr>
-          <w:rFonts w:hint="eastAsia"/>
-          <w:bCs/>
-          <w:color w:val="000000"/>
-        </w:rPr>
-        <w:t xml:space="preserve"> 생성하고, 메인 스레드로 전달하여 메인 스레드에서 </w:t>
-      </w:r>
-      <w:r>
-        <w:rPr>
-          <w:bCs/>
-          <w:color w:val="000000"/>
-        </w:rPr>
-        <w:t>“</w:t>
-      </w:r>
-      <w:proofErr w:type="spellStart"/>
-      <w:r>
-        <w:rPr>
-          <w:bCs/>
-          <w:color w:val="000000"/>
-        </w:rPr>
-        <w:t>wgpu</w:t>
-      </w:r>
-      <w:proofErr w:type="spellEnd"/>
-      <w:r>
-        <w:rPr>
-          <w:bCs/>
-          <w:color w:val="000000"/>
-        </w:rPr>
-        <w:t>::Queue”</w:t>
-      </w:r>
-      <w:proofErr w:type="spellStart"/>
-      <w:r>
-        <w:rPr>
-          <w:rFonts w:hint="eastAsia"/>
-          <w:bCs/>
-          <w:color w:val="000000"/>
-        </w:rPr>
-        <w:t>를</w:t>
-      </w:r>
-      <w:proofErr w:type="spellEnd"/>
-      <w:r>
-        <w:rPr>
-          <w:rFonts w:hint="eastAsia"/>
-          <w:bCs/>
-          <w:color w:val="000000"/>
-        </w:rPr>
-        <w:t xml:space="preserve"> 제출하도록 수정함. </w:t>
+        <w:t>“wgpu::Queue”</w:t>
+      </w:r>
+      <w:r>
+        <w:rPr>
+          <w:rFonts w:hint="eastAsia"/>
+          <w:bCs/>
+          <w:color w:val="000000"/>
+        </w:rPr>
+        <w:t>를 직접 사용하는 것이 아닌</w:t>
+      </w:r>
+      <w:r>
+        <w:rPr>
+          <w:bCs/>
+          <w:color w:val="000000"/>
+        </w:rPr>
+        <w:t xml:space="preserve"> “wgpu::CommandEncoder”</w:t>
+      </w:r>
+      <w:r>
+        <w:rPr>
+          <w:rFonts w:hint="eastAsia"/>
+          <w:bCs/>
+          <w:color w:val="000000"/>
+        </w:rPr>
+        <w:t xml:space="preserve">를 사용하여 </w:t>
+      </w:r>
+      <w:r>
+        <w:rPr>
+          <w:bCs/>
+          <w:color w:val="000000"/>
+        </w:rPr>
+        <w:t>“wgpu::CommandBuffer”</w:t>
+      </w:r>
+      <w:r>
+        <w:rPr>
+          <w:rFonts w:hint="eastAsia"/>
+          <w:bCs/>
+          <w:color w:val="000000"/>
+        </w:rPr>
+        <w:t xml:space="preserve">를 생성하고, 메인 스레드로 전달하여 메인 스레드에서 </w:t>
+      </w:r>
+      <w:r>
+        <w:rPr>
+          <w:bCs/>
+          <w:color w:val="000000"/>
+        </w:rPr>
+        <w:t>“wgpu::Queue”</w:t>
+      </w:r>
+      <w:r>
+        <w:rPr>
+          <w:rFonts w:hint="eastAsia"/>
+          <w:bCs/>
+          <w:color w:val="000000"/>
+        </w:rPr>
+        <w:t xml:space="preserve">를 제출하도록 수정함. </w:t>
       </w:r>
     </w:p>
     <w:p>
@@ -1695,25 +1338,7 @@
           <w:bCs/>
           <w:color w:val="000000"/>
         </w:rPr>
-        <w:t xml:space="preserve">보다 높은 경우 출력하는 </w:t>
-      </w:r>
-      <w:proofErr w:type="spellStart"/>
-      <w:r>
-        <w:rPr>
-          <w:rFonts w:hint="eastAsia"/>
-          <w:bCs/>
-          <w:color w:val="000000"/>
-        </w:rPr>
-        <w:t>쉐이더</w:t>
-      </w:r>
-      <w:proofErr w:type="spellEnd"/>
-      <w:r>
-        <w:rPr>
-          <w:rFonts w:hint="eastAsia"/>
-          <w:bCs/>
-          <w:color w:val="000000"/>
-        </w:rPr>
-        <w:t xml:space="preserve"> 코드 작성</w:t>
+        <w:t>보다 높은 경우 출력하는 쉐이더 코드 작성</w:t>
       </w:r>
       <w:r>
         <w:rPr>
@@ -1751,25 +1376,7 @@
           <w:bCs/>
           <w:color w:val="000000"/>
         </w:rPr>
-        <w:t xml:space="preserve">해당 </w:t>
-      </w:r>
-      <w:proofErr w:type="spellStart"/>
-      <w:r>
-        <w:rPr>
-          <w:rFonts w:hint="eastAsia"/>
-          <w:bCs/>
-          <w:color w:val="000000"/>
-        </w:rPr>
-        <w:t>쉐이더</w:t>
-      </w:r>
-      <w:proofErr w:type="spellEnd"/>
-      <w:r>
-        <w:rPr>
-          <w:rFonts w:hint="eastAsia"/>
-          <w:bCs/>
-          <w:color w:val="000000"/>
-        </w:rPr>
-        <w:t xml:space="preserve"> 코드를 사용하여</w:t>
+        <w:t>해당 쉐이더 코드를 사용하여</w:t>
       </w:r>
       <w:r>
         <w:rPr>
@@ -1838,7 +1445,6 @@
           <w:szCs w:val="22"/>
         </w:rPr>
       </w:pPr>
-      <w:proofErr w:type="spellStart"/>
       <w:r>
         <w:rPr>
           <w:rFonts w:hint="eastAsia"/>
@@ -1848,18 +1454,7 @@
           <w:szCs w:val="22"/>
         </w:rPr>
         <w:lastRenderedPageBreak/>
-        <w:t>인게임</w:t>
-      </w:r>
-      <w:proofErr w:type="spellEnd"/>
-      <w:r>
-        <w:rPr>
-          <w:rFonts w:hint="eastAsia"/>
-          <w:b/>
-          <w:color w:val="000000"/>
-          <w:sz w:val="22"/>
-          <w:szCs w:val="22"/>
-        </w:rPr>
-        <w:t xml:space="preserve"> </w:t>
+        <w:t xml:space="preserve">인게임 </w:t>
       </w:r>
       <w:r>
         <w:rPr>
@@ -2230,7 +1825,6 @@
         <w:spacing w:after="0" w:line="240" w:lineRule="auto"/>
         <w:ind w:leftChars="0" w:left="1320"/>
         <w:rPr>
-          <w:rFonts w:hint="eastAsia"/>
           <w:bCs/>
           <w:color w:val="000000"/>
         </w:rPr>
@@ -2339,7 +1933,6 @@
         <w:spacing w:after="0" w:line="240" w:lineRule="auto"/>
         <w:ind w:leftChars="0"/>
         <w:rPr>
-          <w:rFonts w:hint="eastAsia"/>
           <w:bCs/>
           <w:color w:val="000000"/>
         </w:rPr>
@@ -2424,7 +2017,6 @@
           <w:szCs w:val="24"/>
         </w:rPr>
       </w:pPr>
-      <w:proofErr w:type="spellStart"/>
       <w:r>
         <w:rPr>
           <w:b/>
@@ -2434,7 +2026,6 @@
         </w:rPr>
         <w:t>장하영</w:t>
       </w:r>
-      <w:proofErr w:type="spellEnd"/>
     </w:p>
     <w:p>
       <w:pPr>
@@ -2578,7 +2169,6 @@
             <w:pPr>
               <w:jc w:val="left"/>
               <w:rPr>
-                <w:rFonts w:hint="eastAsia"/>
                 <w:sz w:val="16"/>
                 <w:szCs w:val="16"/>
               </w:rPr>
@@ -2715,15 +2305,10 @@
               <w:t>4.17</w:t>
             </w:r>
             <w:r>
-              <w:t>~2024.</w:t>
+              <w:t>~2024.04.</w:t>
             </w:r>
-            <w:proofErr w:type="gramStart"/>
             <w:r>
-              <w:t>04.*</w:t>
-            </w:r>
-            <w:proofErr w:type="gramEnd"/>
-            <w:r>
-              <w:t>*</w:t>
+              <w:t>30</w:t>
             </w:r>
           </w:p>
         </w:tc>
@@ -2775,21 +2360,7 @@
               <w:rPr>
                 <w:rFonts w:hint="eastAsia"/>
               </w:rPr>
-              <w:t>종합전술시험(</w:t>
-            </w:r>
-            <w:proofErr w:type="spellStart"/>
-            <w:r>
-              <w:rPr>
-                <w:rFonts w:hint="eastAsia"/>
-              </w:rPr>
-              <w:t>점령전</w:t>
-            </w:r>
-            <w:proofErr w:type="spellEnd"/>
-            <w:r>
-              <w:rPr>
-                <w:rFonts w:hint="eastAsia"/>
-              </w:rPr>
-              <w:t>) 게임 진행 완성</w:t>
+              <w:t>종합전술시험(점령전) 게임 진행 완성</w:t>
             </w:r>
           </w:p>
           <w:p>
@@ -2820,19 +2391,11 @@
               </w:numPr>
               <w:ind w:leftChars="0"/>
             </w:pPr>
-            <w:proofErr w:type="spellStart"/>
             <w:r>
               <w:rPr>
                 <w:rFonts w:hint="eastAsia"/>
               </w:rPr>
-              <w:t>파티클</w:t>
-            </w:r>
-            <w:proofErr w:type="spellEnd"/>
-            <w:r>
-              <w:rPr>
-                <w:rFonts w:hint="eastAsia"/>
-              </w:rPr>
-              <w:t xml:space="preserve"> 효과 및 캐릭터 스킬 구현</w:t>
+              <w:t>파티클 효과 및 캐릭터 스킬 구현</w:t>
             </w:r>
           </w:p>
           <w:p>
@@ -2843,9 +2406,6 @@
                 <w:numId w:val="13"/>
               </w:numPr>
               <w:ind w:leftChars="0"/>
-              <w:rPr>
-                <w:rFonts w:hint="eastAsia"/>
-              </w:rPr>
             </w:pPr>
             <w:r>
               <w:rPr>

--- a/작업일지/Week_7(250331-250416).docx
+++ b/작업일지/Week_7(250331-250416).docx
@@ -134,8 +134,17 @@
                 <w:sz w:val="18"/>
                 <w:szCs w:val="18"/>
               </w:rPr>
-              <w:t>2020182035 장하영</w:t>
-            </w:r>
+              <w:t xml:space="preserve">2020182035 </w:t>
+            </w:r>
+            <w:proofErr w:type="spellStart"/>
+            <w:r>
+              <w:rPr>
+                <w:sz w:val="18"/>
+                <w:szCs w:val="18"/>
+              </w:rPr>
+              <w:t>장하영</w:t>
+            </w:r>
+            <w:proofErr w:type="spellEnd"/>
           </w:p>
         </w:tc>
         <w:tc>
@@ -152,6 +161,7 @@
                 <w:szCs w:val="22"/>
               </w:rPr>
             </w:pPr>
+            <w:proofErr w:type="spellStart"/>
             <w:r>
               <w:rPr>
                 <w:b/>
@@ -160,6 +170,7 @@
               </w:rPr>
               <w:t>팀명</w:t>
             </w:r>
+            <w:proofErr w:type="spellEnd"/>
           </w:p>
         </w:tc>
         <w:tc>
@@ -401,7 +412,23 @@
                 <w:rFonts w:hint="eastAsia"/>
                 <w:color w:val="000000"/>
               </w:rPr>
-              <w:t xml:space="preserve">내부 구조 개선, 캐릭터 입 렌더링, 인게임 </w:t>
+              <w:t xml:space="preserve">내부 구조 개선, 캐릭터 입 렌더링, </w:t>
+            </w:r>
+            <w:proofErr w:type="spellStart"/>
+            <w:r>
+              <w:rPr>
+                <w:rFonts w:hint="eastAsia"/>
+                <w:color w:val="000000"/>
+              </w:rPr>
+              <w:t>인게임</w:t>
+            </w:r>
+            <w:proofErr w:type="spellEnd"/>
+            <w:r>
+              <w:rPr>
+                <w:rFonts w:hint="eastAsia"/>
+                <w:color w:val="000000"/>
+              </w:rPr>
+              <w:t xml:space="preserve"> </w:t>
             </w:r>
             <w:r>
               <w:rPr>
@@ -447,7 +474,23 @@
                 <w:rFonts w:hint="eastAsia"/>
                 <w:color w:val="000000"/>
               </w:rPr>
-              <w:t>서버에서 점령전 시스템 구현</w:t>
+              <w:t xml:space="preserve">서버에서 </w:t>
+            </w:r>
+            <w:proofErr w:type="spellStart"/>
+            <w:r>
+              <w:rPr>
+                <w:rFonts w:hint="eastAsia"/>
+                <w:color w:val="000000"/>
+              </w:rPr>
+              <w:t>점령전</w:t>
+            </w:r>
+            <w:proofErr w:type="spellEnd"/>
+            <w:r>
+              <w:rPr>
+                <w:rFonts w:hint="eastAsia"/>
+                <w:color w:val="000000"/>
+              </w:rPr>
+              <w:t xml:space="preserve"> 시스템 구현</w:t>
             </w:r>
             <w:r>
               <w:rPr>
@@ -476,18 +519,42 @@
                 <w:color w:val="000000"/>
               </w:rPr>
             </w:pPr>
+            <w:proofErr w:type="spellStart"/>
             <w:r>
               <w:rPr>
                 <w:color w:val="000000"/>
               </w:rPr>
-              <w:t xml:space="preserve">장하영: </w:t>
+              <w:t>장하영</w:t>
+            </w:r>
+            <w:proofErr w:type="spellEnd"/>
+            <w:r>
+              <w:rPr>
+                <w:color w:val="000000"/>
+              </w:rPr>
+              <w:t xml:space="preserve">: </w:t>
             </w:r>
             <w:r>
               <w:rPr>
                 <w:rFonts w:hint="eastAsia"/>
                 <w:color w:val="000000"/>
               </w:rPr>
-              <w:t>서버에서 점령전 시스템 구현</w:t>
+              <w:t xml:space="preserve">서버에서 </w:t>
+            </w:r>
+            <w:proofErr w:type="spellStart"/>
+            <w:r>
+              <w:rPr>
+                <w:rFonts w:hint="eastAsia"/>
+                <w:color w:val="000000"/>
+              </w:rPr>
+              <w:t>점령전</w:t>
+            </w:r>
+            <w:proofErr w:type="spellEnd"/>
+            <w:r>
+              <w:rPr>
+                <w:rFonts w:hint="eastAsia"/>
+                <w:color w:val="000000"/>
+              </w:rPr>
+              <w:t xml:space="preserve"> 시스템 구현</w:t>
             </w:r>
           </w:p>
         </w:tc>
@@ -815,7 +882,23 @@
           <w:bCs/>
           <w:color w:val="000000"/>
         </w:rPr>
-        <w:t xml:space="preserve">”wgpu-core” </w:t>
+        <w:t>”</w:t>
+      </w:r>
+      <w:proofErr w:type="spellStart"/>
+      <w:r>
+        <w:rPr>
+          <w:bCs/>
+          <w:color w:val="000000"/>
+        </w:rPr>
+        <w:t>wgpu</w:t>
+      </w:r>
+      <w:proofErr w:type="spellEnd"/>
+      <w:r>
+        <w:rPr>
+          <w:bCs/>
+          <w:color w:val="000000"/>
+        </w:rPr>
+        <w:t xml:space="preserve">-core” </w:t>
       </w:r>
       <w:r>
         <w:rPr>
@@ -891,30 +974,98 @@
           <w:bCs/>
           <w:color w:val="000000"/>
         </w:rPr>
-        <w:t>“wgpu::Queue”</w:t>
-      </w:r>
-      <w:r>
-        <w:rPr>
-          <w:rFonts w:hint="eastAsia"/>
-          <w:bCs/>
-          <w:color w:val="000000"/>
-        </w:rPr>
-        <w:t xml:space="preserve">를 이용하여 </w:t>
-      </w:r>
-      <w:r>
-        <w:rPr>
-          <w:bCs/>
-          <w:color w:val="000000"/>
-        </w:rPr>
-        <w:t>“wgpu::CommandBuffer”</w:t>
-      </w:r>
-      <w:r>
-        <w:rPr>
-          <w:rFonts w:hint="eastAsia"/>
-          <w:bCs/>
-          <w:color w:val="000000"/>
-        </w:rPr>
-        <w:t xml:space="preserve">를 제출할 때 시스템의 그래픽 처리량이 높은 경우 </w:t>
+        <w:t>“</w:t>
+      </w:r>
+      <w:proofErr w:type="spellStart"/>
+      <w:r>
+        <w:rPr>
+          <w:bCs/>
+          <w:color w:val="000000"/>
+        </w:rPr>
+        <w:t>wgpu</w:t>
+      </w:r>
+      <w:proofErr w:type="spellEnd"/>
+      <w:r>
+        <w:rPr>
+          <w:bCs/>
+          <w:color w:val="000000"/>
+        </w:rPr>
+        <w:t>::Queue”</w:t>
+      </w:r>
+      <w:proofErr w:type="spellStart"/>
+      <w:r>
+        <w:rPr>
+          <w:rFonts w:hint="eastAsia"/>
+          <w:bCs/>
+          <w:color w:val="000000"/>
+        </w:rPr>
+        <w:t>를</w:t>
+      </w:r>
+      <w:proofErr w:type="spellEnd"/>
+      <w:r>
+        <w:rPr>
+          <w:rFonts w:hint="eastAsia"/>
+          <w:bCs/>
+          <w:color w:val="000000"/>
+        </w:rPr>
+        <w:t xml:space="preserve"> 이용하여 </w:t>
+      </w:r>
+      <w:r>
+        <w:rPr>
+          <w:bCs/>
+          <w:color w:val="000000"/>
+        </w:rPr>
+        <w:t>“</w:t>
+      </w:r>
+      <w:proofErr w:type="spellStart"/>
+      <w:r>
+        <w:rPr>
+          <w:bCs/>
+          <w:color w:val="000000"/>
+        </w:rPr>
+        <w:t>wgpu</w:t>
+      </w:r>
+      <w:proofErr w:type="spellEnd"/>
+      <w:r>
+        <w:rPr>
+          <w:bCs/>
+          <w:color w:val="000000"/>
+        </w:rPr>
+        <w:t>::</w:t>
+      </w:r>
+      <w:proofErr w:type="spellStart"/>
+      <w:r>
+        <w:rPr>
+          <w:bCs/>
+          <w:color w:val="000000"/>
+        </w:rPr>
+        <w:t>CommandBuffer</w:t>
+      </w:r>
+      <w:proofErr w:type="spellEnd"/>
+      <w:r>
+        <w:rPr>
+          <w:bCs/>
+          <w:color w:val="000000"/>
+        </w:rPr>
+        <w:t>”</w:t>
+      </w:r>
+      <w:proofErr w:type="spellStart"/>
+      <w:r>
+        <w:rPr>
+          <w:rFonts w:hint="eastAsia"/>
+          <w:bCs/>
+          <w:color w:val="000000"/>
+        </w:rPr>
+        <w:t>를</w:t>
+      </w:r>
+      <w:proofErr w:type="spellEnd"/>
+      <w:r>
+        <w:rPr>
+          <w:rFonts w:hint="eastAsia"/>
+          <w:bCs/>
+          <w:color w:val="000000"/>
+        </w:rPr>
+        <w:t xml:space="preserve"> 제출할 때 시스템의 그래픽 처리량이 높은 경우 </w:t>
       </w:r>
       <w:r>
         <w:rPr>
@@ -956,15 +1107,34 @@
         </w:rPr>
         <w:t>[</w:t>
       </w:r>
-      <w:hyperlink r:id="rId7" w:history="1">
-        <w:r>
-          <w:rPr>
-            <w:rStyle w:val="a9"/>
-            <w:bCs/>
-          </w:rPr>
-          <w:t>wgpu issue #5572 – wgpu-core contains deadlocks</w:t>
-        </w:r>
-      </w:hyperlink>
+      <w:proofErr w:type="spellStart"/>
+      <w:r>
+        <w:fldChar w:fldCharType="begin"/>
+      </w:r>
+      <w:r>
+        <w:instrText>HYPERLINK "https://github.com/gfx-rs/wgpu/issues/5572"</w:instrText>
+      </w:r>
+      <w:r>
+        <w:fldChar w:fldCharType="separate"/>
+      </w:r>
+      <w:r>
+        <w:rPr>
+          <w:rStyle w:val="a9"/>
+          <w:bCs/>
+        </w:rPr>
+        <w:t>wgpu</w:t>
+      </w:r>
+      <w:proofErr w:type="spellEnd"/>
+      <w:r>
+        <w:rPr>
+          <w:rStyle w:val="a9"/>
+          <w:bCs/>
+        </w:rPr>
+        <w:t xml:space="preserve"> issue #5572 – wgpu-core contains deadlocks</w:t>
+      </w:r>
+      <w:r>
+        <w:fldChar w:fldCharType="end"/>
+      </w:r>
       <w:r>
         <w:rPr>
           <w:bCs/>
@@ -994,12 +1164,21 @@
           <w:color w:val="000000"/>
         </w:rPr>
       </w:pPr>
-      <w:r>
-        <w:rPr>
-          <w:bCs/>
-          <w:color w:val="000000"/>
-        </w:rPr>
-        <w:t xml:space="preserve">wgpu </w:t>
+      <w:proofErr w:type="spellStart"/>
+      <w:r>
+        <w:rPr>
+          <w:bCs/>
+          <w:color w:val="000000"/>
+        </w:rPr>
+        <w:t>wgpu</w:t>
+      </w:r>
+      <w:proofErr w:type="spellEnd"/>
+      <w:r>
+        <w:rPr>
+          <w:bCs/>
+          <w:color w:val="000000"/>
+        </w:rPr>
+        <w:t xml:space="preserve"> </w:t>
       </w:r>
       <w:r>
         <w:rPr>
@@ -1078,6 +1257,7 @@
         </w:rPr>
         <w:t xml:space="preserve"> </w:t>
       </w:r>
+      <w:proofErr w:type="spellStart"/>
       <w:r>
         <w:rPr>
           <w:bCs/>
@@ -1085,6 +1265,7 @@
         </w:rPr>
         <w:t>WebGPU</w:t>
       </w:r>
+      <w:proofErr w:type="spellEnd"/>
       <w:r>
         <w:rPr>
           <w:rFonts w:hint="eastAsia"/>
@@ -1114,7 +1295,25 @@
           <w:bCs/>
           <w:color w:val="000000"/>
         </w:rPr>
-        <w:t>이며, 이를 처리하는 과정에서 메모리 누수 또는 데드락 문제가 발생할 수 있다.</w:t>
+        <w:t xml:space="preserve">이며, 이를 처리하는 과정에서 메모리 누수 또는 </w:t>
+      </w:r>
+      <w:proofErr w:type="spellStart"/>
+      <w:r>
+        <w:rPr>
+          <w:rFonts w:hint="eastAsia"/>
+          <w:bCs/>
+          <w:color w:val="000000"/>
+        </w:rPr>
+        <w:t>데드락</w:t>
+      </w:r>
+      <w:proofErr w:type="spellEnd"/>
+      <w:r>
+        <w:rPr>
+          <w:rFonts w:hint="eastAsia"/>
+          <w:bCs/>
+          <w:color w:val="000000"/>
+        </w:rPr>
+        <w:t xml:space="preserve"> 문제가 발생할 수 있다.</w:t>
       </w:r>
     </w:p>
     <w:p>
@@ -1151,60 +1350,196 @@
           <w:bCs/>
           <w:color w:val="000000"/>
         </w:rPr>
-        <w:t>“wgpu::Queue”</w:t>
-      </w:r>
-      <w:r>
-        <w:rPr>
-          <w:rFonts w:hint="eastAsia"/>
-          <w:bCs/>
-          <w:color w:val="000000"/>
-        </w:rPr>
-        <w:t>를 직접 사용하는 것이 아닌</w:t>
-      </w:r>
-      <w:r>
-        <w:rPr>
-          <w:bCs/>
-          <w:color w:val="000000"/>
-        </w:rPr>
-        <w:t xml:space="preserve"> “wgpu::CommandEncoder”</w:t>
-      </w:r>
-      <w:r>
-        <w:rPr>
-          <w:rFonts w:hint="eastAsia"/>
-          <w:bCs/>
-          <w:color w:val="000000"/>
-        </w:rPr>
-        <w:t xml:space="preserve">를 사용하여 </w:t>
-      </w:r>
-      <w:r>
-        <w:rPr>
-          <w:bCs/>
-          <w:color w:val="000000"/>
-        </w:rPr>
-        <w:t>“wgpu::CommandBuffer”</w:t>
-      </w:r>
-      <w:r>
-        <w:rPr>
-          <w:rFonts w:hint="eastAsia"/>
-          <w:bCs/>
-          <w:color w:val="000000"/>
-        </w:rPr>
-        <w:t xml:space="preserve">를 생성하고, 메인 스레드로 전달하여 메인 스레드에서 </w:t>
-      </w:r>
-      <w:r>
-        <w:rPr>
-          <w:bCs/>
-          <w:color w:val="000000"/>
-        </w:rPr>
-        <w:t>“wgpu::Queue”</w:t>
-      </w:r>
-      <w:r>
-        <w:rPr>
-          <w:rFonts w:hint="eastAsia"/>
-          <w:bCs/>
-          <w:color w:val="000000"/>
-        </w:rPr>
-        <w:t xml:space="preserve">를 제출하도록 수정함. </w:t>
+        <w:t>“</w:t>
+      </w:r>
+      <w:proofErr w:type="spellStart"/>
+      <w:r>
+        <w:rPr>
+          <w:bCs/>
+          <w:color w:val="000000"/>
+        </w:rPr>
+        <w:t>wgpu</w:t>
+      </w:r>
+      <w:proofErr w:type="spellEnd"/>
+      <w:r>
+        <w:rPr>
+          <w:bCs/>
+          <w:color w:val="000000"/>
+        </w:rPr>
+        <w:t>::Queue”</w:t>
+      </w:r>
+      <w:proofErr w:type="spellStart"/>
+      <w:r>
+        <w:rPr>
+          <w:rFonts w:hint="eastAsia"/>
+          <w:bCs/>
+          <w:color w:val="000000"/>
+        </w:rPr>
+        <w:t>를</w:t>
+      </w:r>
+      <w:proofErr w:type="spellEnd"/>
+      <w:r>
+        <w:rPr>
+          <w:rFonts w:hint="eastAsia"/>
+          <w:bCs/>
+          <w:color w:val="000000"/>
+        </w:rPr>
+        <w:t xml:space="preserve"> 직접 사용하는 것이 아닌</w:t>
+      </w:r>
+      <w:r>
+        <w:rPr>
+          <w:bCs/>
+          <w:color w:val="000000"/>
+        </w:rPr>
+        <w:t xml:space="preserve"> “</w:t>
+      </w:r>
+      <w:proofErr w:type="spellStart"/>
+      <w:r>
+        <w:rPr>
+          <w:bCs/>
+          <w:color w:val="000000"/>
+        </w:rPr>
+        <w:t>wgpu</w:t>
+      </w:r>
+      <w:proofErr w:type="spellEnd"/>
+      <w:r>
+        <w:rPr>
+          <w:bCs/>
+          <w:color w:val="000000"/>
+        </w:rPr>
+        <w:t>::</w:t>
+      </w:r>
+      <w:proofErr w:type="spellStart"/>
+      <w:r>
+        <w:rPr>
+          <w:bCs/>
+          <w:color w:val="000000"/>
+        </w:rPr>
+        <w:t>CommandEncoder</w:t>
+      </w:r>
+      <w:proofErr w:type="spellEnd"/>
+      <w:r>
+        <w:rPr>
+          <w:bCs/>
+          <w:color w:val="000000"/>
+        </w:rPr>
+        <w:t>”</w:t>
+      </w:r>
+      <w:proofErr w:type="spellStart"/>
+      <w:r>
+        <w:rPr>
+          <w:rFonts w:hint="eastAsia"/>
+          <w:bCs/>
+          <w:color w:val="000000"/>
+        </w:rPr>
+        <w:t>를</w:t>
+      </w:r>
+      <w:proofErr w:type="spellEnd"/>
+      <w:r>
+        <w:rPr>
+          <w:rFonts w:hint="eastAsia"/>
+          <w:bCs/>
+          <w:color w:val="000000"/>
+        </w:rPr>
+        <w:t xml:space="preserve"> 사용하여 </w:t>
+      </w:r>
+      <w:r>
+        <w:rPr>
+          <w:bCs/>
+          <w:color w:val="000000"/>
+        </w:rPr>
+        <w:t>“</w:t>
+      </w:r>
+      <w:proofErr w:type="spellStart"/>
+      <w:r>
+        <w:rPr>
+          <w:bCs/>
+          <w:color w:val="000000"/>
+        </w:rPr>
+        <w:t>wgpu</w:t>
+      </w:r>
+      <w:proofErr w:type="spellEnd"/>
+      <w:r>
+        <w:rPr>
+          <w:bCs/>
+          <w:color w:val="000000"/>
+        </w:rPr>
+        <w:t>::</w:t>
+      </w:r>
+      <w:proofErr w:type="spellStart"/>
+      <w:r>
+        <w:rPr>
+          <w:bCs/>
+          <w:color w:val="000000"/>
+        </w:rPr>
+        <w:t>CommandBuffer</w:t>
+      </w:r>
+      <w:proofErr w:type="spellEnd"/>
+      <w:r>
+        <w:rPr>
+          <w:bCs/>
+          <w:color w:val="000000"/>
+        </w:rPr>
+        <w:t>”</w:t>
+      </w:r>
+      <w:proofErr w:type="spellStart"/>
+      <w:r>
+        <w:rPr>
+          <w:rFonts w:hint="eastAsia"/>
+          <w:bCs/>
+          <w:color w:val="000000"/>
+        </w:rPr>
+        <w:t>를</w:t>
+      </w:r>
+      <w:proofErr w:type="spellEnd"/>
+      <w:r>
+        <w:rPr>
+          <w:rFonts w:hint="eastAsia"/>
+          <w:bCs/>
+          <w:color w:val="000000"/>
+        </w:rPr>
+        <w:t xml:space="preserve"> 생성하고, 메인 스레드로 전달하여 메인 스레드에서 </w:t>
+      </w:r>
+      <w:r>
+        <w:rPr>
+          <w:bCs/>
+          <w:color w:val="000000"/>
+        </w:rPr>
+        <w:t>“</w:t>
+      </w:r>
+      <w:proofErr w:type="spellStart"/>
+      <w:r>
+        <w:rPr>
+          <w:bCs/>
+          <w:color w:val="000000"/>
+        </w:rPr>
+        <w:t>wgpu</w:t>
+      </w:r>
+      <w:proofErr w:type="spellEnd"/>
+      <w:r>
+        <w:rPr>
+          <w:bCs/>
+          <w:color w:val="000000"/>
+        </w:rPr>
+        <w:t>::Queue”</w:t>
+      </w:r>
+      <w:proofErr w:type="spellStart"/>
+      <w:r>
+        <w:rPr>
+          <w:rFonts w:hint="eastAsia"/>
+          <w:bCs/>
+          <w:color w:val="000000"/>
+        </w:rPr>
+        <w:t>를</w:t>
+      </w:r>
+      <w:proofErr w:type="spellEnd"/>
+      <w:r>
+        <w:rPr>
+          <w:rFonts w:hint="eastAsia"/>
+          <w:bCs/>
+          <w:color w:val="000000"/>
+        </w:rPr>
+        <w:t xml:space="preserve"> 제출하도록 수정함. </w:t>
       </w:r>
     </w:p>
     <w:p>
@@ -1338,7 +1673,25 @@
           <w:bCs/>
           <w:color w:val="000000"/>
         </w:rPr>
-        <w:t>보다 높은 경우 출력하는 쉐이더 코드 작성</w:t>
+        <w:t xml:space="preserve">보다 높은 경우 출력하는 </w:t>
+      </w:r>
+      <w:proofErr w:type="spellStart"/>
+      <w:r>
+        <w:rPr>
+          <w:rFonts w:hint="eastAsia"/>
+          <w:bCs/>
+          <w:color w:val="000000"/>
+        </w:rPr>
+        <w:t>쉐이더</w:t>
+      </w:r>
+      <w:proofErr w:type="spellEnd"/>
+      <w:r>
+        <w:rPr>
+          <w:rFonts w:hint="eastAsia"/>
+          <w:bCs/>
+          <w:color w:val="000000"/>
+        </w:rPr>
+        <w:t xml:space="preserve"> 코드 작성</w:t>
       </w:r>
       <w:r>
         <w:rPr>
@@ -1376,7 +1729,25 @@
           <w:bCs/>
           <w:color w:val="000000"/>
         </w:rPr>
-        <w:t>해당 쉐이더 코드를 사용하여</w:t>
+        <w:t xml:space="preserve">해당 </w:t>
+      </w:r>
+      <w:proofErr w:type="spellStart"/>
+      <w:r>
+        <w:rPr>
+          <w:rFonts w:hint="eastAsia"/>
+          <w:bCs/>
+          <w:color w:val="000000"/>
+        </w:rPr>
+        <w:t>쉐이더</w:t>
+      </w:r>
+      <w:proofErr w:type="spellEnd"/>
+      <w:r>
+        <w:rPr>
+          <w:rFonts w:hint="eastAsia"/>
+          <w:bCs/>
+          <w:color w:val="000000"/>
+        </w:rPr>
+        <w:t xml:space="preserve"> 코드를 사용하여</w:t>
       </w:r>
       <w:r>
         <w:rPr>
@@ -1445,6 +1816,7 @@
           <w:szCs w:val="22"/>
         </w:rPr>
       </w:pPr>
+      <w:proofErr w:type="spellStart"/>
       <w:r>
         <w:rPr>
           <w:rFonts w:hint="eastAsia"/>
@@ -1454,7 +1826,18 @@
           <w:szCs w:val="22"/>
         </w:rPr>
         <w:lastRenderedPageBreak/>
-        <w:t xml:space="preserve">인게임 </w:t>
+        <w:t>인게임</w:t>
+      </w:r>
+      <w:proofErr w:type="spellEnd"/>
+      <w:r>
+        <w:rPr>
+          <w:rFonts w:hint="eastAsia"/>
+          <w:b/>
+          <w:color w:val="000000"/>
+          <w:sz w:val="22"/>
+          <w:szCs w:val="22"/>
+        </w:rPr>
+        <w:t xml:space="preserve"> </w:t>
       </w:r>
       <w:r>
         <w:rPr>
@@ -2017,6 +2400,7 @@
           <w:szCs w:val="24"/>
         </w:rPr>
       </w:pPr>
+      <w:proofErr w:type="spellStart"/>
       <w:r>
         <w:rPr>
           <w:b/>
@@ -2026,6 +2410,7 @@
         </w:rPr>
         <w:t>장하영</w:t>
       </w:r>
+      <w:proofErr w:type="spellEnd"/>
     </w:p>
     <w:p>
       <w:pPr>
@@ -2299,13 +2684,25 @@
               <w:jc w:val="center"/>
             </w:pPr>
             <w:r>
-              <w:t>2024.0</w:t>
+              <w:t>202</w:t>
+            </w:r>
+            <w:r>
+              <w:t>5</w:t>
+            </w:r>
+            <w:r>
+              <w:t>.0</w:t>
             </w:r>
             <w:r>
               <w:t>4.17</w:t>
             </w:r>
             <w:r>
-              <w:t>~2024.04.</w:t>
+              <w:t>~202</w:t>
+            </w:r>
+            <w:r>
+              <w:t>5</w:t>
+            </w:r>
+            <w:r>
+              <w:t>.04.</w:t>
             </w:r>
             <w:r>
               <w:t>30</w:t>
@@ -2360,7 +2757,21 @@
               <w:rPr>
                 <w:rFonts w:hint="eastAsia"/>
               </w:rPr>
-              <w:t>종합전술시험(점령전) 게임 진행 완성</w:t>
+              <w:t>종합전술시험(</w:t>
+            </w:r>
+            <w:proofErr w:type="spellStart"/>
+            <w:r>
+              <w:rPr>
+                <w:rFonts w:hint="eastAsia"/>
+              </w:rPr>
+              <w:t>점령전</w:t>
+            </w:r>
+            <w:proofErr w:type="spellEnd"/>
+            <w:r>
+              <w:rPr>
+                <w:rFonts w:hint="eastAsia"/>
+              </w:rPr>
+              <w:t>) 게임 진행 완성</w:t>
             </w:r>
           </w:p>
           <w:p>
@@ -2391,11 +2802,19 @@
               </w:numPr>
               <w:ind w:leftChars="0"/>
             </w:pPr>
+            <w:proofErr w:type="spellStart"/>
             <w:r>
               <w:rPr>
                 <w:rFonts w:hint="eastAsia"/>
               </w:rPr>
-              <w:t>파티클 효과 및 캐릭터 스킬 구현</w:t>
+              <w:t>파티클</w:t>
+            </w:r>
+            <w:proofErr w:type="spellEnd"/>
+            <w:r>
+              <w:rPr>
+                <w:rFonts w:hint="eastAsia"/>
+              </w:rPr>
+              <w:t xml:space="preserve"> 효과 및 캐릭터 스킬 구현</w:t>
             </w:r>
           </w:p>
           <w:p>
